--- a/klagomål/A 37356-2025 FSC-klagomål.docx
+++ b/klagomål/A 37356-2025 FSC-klagomål.docx
@@ -651,7 +651,7 @@
     <w:r>
       <w:tab/>
       <w:tab/>
-      <w:t>2025-10-31</w:t>
+      <w:t>2025-11-01</w:t>
       <w:br/>
       <w:br/>
     </w:r>

--- a/klagomål/A 37356-2025 FSC-klagomål.docx
+++ b/klagomål/A 37356-2025 FSC-klagomål.docx
@@ -651,7 +651,7 @@
     <w:r>
       <w:tab/>
       <w:tab/>
-      <w:t>2025-11-01</w:t>
+      <w:t>2025-11-02</w:t>
       <w:br/>
       <w:br/>
     </w:r>

--- a/klagomål/A 37356-2025 FSC-klagomål.docx
+++ b/klagomål/A 37356-2025 FSC-klagomål.docx
@@ -651,7 +651,7 @@
     <w:r>
       <w:tab/>
       <w:tab/>
-      <w:t>2025-11-02</w:t>
+      <w:t>2025-11-03</w:t>
       <w:br/>
       <w:br/>
     </w:r>

--- a/klagomål/A 37356-2025 FSC-klagomål.docx
+++ b/klagomål/A 37356-2025 FSC-klagomål.docx
@@ -651,7 +651,7 @@
     <w:r>
       <w:tab/>
       <w:tab/>
-      <w:t>2025-11-03</w:t>
+      <w:t>2025-11-04</w:t>
       <w:br/>
       <w:br/>
     </w:r>

--- a/klagomål/A 37356-2025 FSC-klagomål.docx
+++ b/klagomål/A 37356-2025 FSC-klagomål.docx
@@ -651,7 +651,7 @@
     <w:r>
       <w:tab/>
       <w:tab/>
-      <w:t>2025-11-04</w:t>
+      <w:t>2025-11-05</w:t>
       <w:br/>
       <w:br/>
     </w:r>

--- a/klagomål/A 37356-2025 FSC-klagomål.docx
+++ b/klagomål/A 37356-2025 FSC-klagomål.docx
@@ -651,7 +651,7 @@
     <w:r>
       <w:tab/>
       <w:tab/>
-      <w:t>2025-11-05</w:t>
+      <w:t>2025-11-06</w:t>
       <w:br/>
       <w:br/>
     </w:r>

--- a/klagomål/A 37356-2025 FSC-klagomål.docx
+++ b/klagomål/A 37356-2025 FSC-klagomål.docx
@@ -651,7 +651,7 @@
     <w:r>
       <w:tab/>
       <w:tab/>
-      <w:t>2025-11-06</w:t>
+      <w:t>2025-11-07</w:t>
       <w:br/>
       <w:br/>
     </w:r>

--- a/klagomål/A 37356-2025 FSC-klagomål.docx
+++ b/klagomål/A 37356-2025 FSC-klagomål.docx
@@ -651,7 +651,7 @@
     <w:r>
       <w:tab/>
       <w:tab/>
-      <w:t>2025-11-07</w:t>
+      <w:t>2025-11-08</w:t>
       <w:br/>
       <w:br/>
     </w:r>

--- a/klagomål/A 37356-2025 FSC-klagomål.docx
+++ b/klagomål/A 37356-2025 FSC-klagomål.docx
@@ -651,7 +651,7 @@
     <w:r>
       <w:tab/>
       <w:tab/>
-      <w:t>2025-11-08</w:t>
+      <w:t>2025-11-09</w:t>
       <w:br/>
       <w:br/>
     </w:r>

--- a/klagomål/A 37356-2025 FSC-klagomål.docx
+++ b/klagomål/A 37356-2025 FSC-klagomål.docx
@@ -651,7 +651,7 @@
     <w:r>
       <w:tab/>
       <w:tab/>
-      <w:t>2025-11-09</w:t>
+      <w:t>2025-11-10</w:t>
       <w:br/>
       <w:br/>
     </w:r>

--- a/klagomål/A 37356-2025 FSC-klagomål.docx
+++ b/klagomål/A 37356-2025 FSC-klagomål.docx
@@ -651,7 +651,7 @@
     <w:r>
       <w:tab/>
       <w:tab/>
-      <w:t>2025-11-10</w:t>
+      <w:t>2025-11-11</w:t>
       <w:br/>
       <w:br/>
     </w:r>

--- a/klagomål/A 37356-2025 FSC-klagomål.docx
+++ b/klagomål/A 37356-2025 FSC-klagomål.docx
@@ -651,7 +651,7 @@
     <w:r>
       <w:tab/>
       <w:tab/>
-      <w:t>2025-11-11</w:t>
+      <w:t>2025-11-12</w:t>
       <w:br/>
       <w:br/>
     </w:r>

--- a/klagomål/A 37356-2025 FSC-klagomål.docx
+++ b/klagomål/A 37356-2025 FSC-klagomål.docx
@@ -651,7 +651,7 @@
     <w:r>
       <w:tab/>
       <w:tab/>
-      <w:t>2025-11-12</w:t>
+      <w:t>2025-11-13</w:t>
       <w:br/>
       <w:br/>
     </w:r>

--- a/klagomål/A 37356-2025 FSC-klagomål.docx
+++ b/klagomål/A 37356-2025 FSC-klagomål.docx
@@ -651,7 +651,7 @@
     <w:r>
       <w:tab/>
       <w:tab/>
-      <w:t>2025-11-13</w:t>
+      <w:t>2025-11-14</w:t>
       <w:br/>
       <w:br/>
     </w:r>

--- a/klagomål/A 37356-2025 FSC-klagomål.docx
+++ b/klagomål/A 37356-2025 FSC-klagomål.docx
@@ -651,7 +651,7 @@
     <w:r>
       <w:tab/>
       <w:tab/>
-      <w:t>2025-11-14</w:t>
+      <w:t>2025-11-15</w:t>
       <w:br/>
       <w:br/>
     </w:r>

--- a/klagomål/A 37356-2025 FSC-klagomål.docx
+++ b/klagomål/A 37356-2025 FSC-klagomål.docx
@@ -651,7 +651,7 @@
     <w:r>
       <w:tab/>
       <w:tab/>
-      <w:t>2025-11-15</w:t>
+      <w:t>2025-11-20</w:t>
       <w:br/>
       <w:br/>
     </w:r>

--- a/klagomål/A 37356-2025 FSC-klagomål.docx
+++ b/klagomål/A 37356-2025 FSC-klagomål.docx
@@ -651,7 +651,7 @@
     <w:r>
       <w:tab/>
       <w:tab/>
-      <w:t>2025-11-20</w:t>
+      <w:t>2025-11-21</w:t>
       <w:br/>
       <w:br/>
     </w:r>

--- a/klagomål/A 37356-2025 FSC-klagomål.docx
+++ b/klagomål/A 37356-2025 FSC-klagomål.docx
@@ -651,7 +651,7 @@
     <w:r>
       <w:tab/>
       <w:tab/>
-      <w:t>2025-11-21</w:t>
+      <w:t>2025-11-22</w:t>
       <w:br/>
       <w:br/>
     </w:r>

--- a/klagomål/A 37356-2025 FSC-klagomål.docx
+++ b/klagomål/A 37356-2025 FSC-klagomål.docx
@@ -651,7 +651,7 @@
     <w:r>
       <w:tab/>
       <w:tab/>
-      <w:t>2025-11-22</w:t>
+      <w:t>2025-11-23</w:t>
       <w:br/>
       <w:br/>
     </w:r>

--- a/klagomål/A 37356-2025 FSC-klagomål.docx
+++ b/klagomål/A 37356-2025 FSC-klagomål.docx
@@ -651,7 +651,7 @@
     <w:r>
       <w:tab/>
       <w:tab/>
-      <w:t>2025-11-23</w:t>
+      <w:t>2025-11-24</w:t>
       <w:br/>
       <w:br/>
     </w:r>

--- a/klagomål/A 37356-2025 FSC-klagomål.docx
+++ b/klagomål/A 37356-2025 FSC-klagomål.docx
@@ -651,7 +651,7 @@
     <w:r>
       <w:tab/>
       <w:tab/>
-      <w:t>2025-11-24</w:t>
+      <w:t>2025-11-25</w:t>
       <w:br/>
       <w:br/>
     </w:r>

--- a/klagomål/A 37356-2025 FSC-klagomål.docx
+++ b/klagomål/A 37356-2025 FSC-klagomål.docx
@@ -651,7 +651,7 @@
     <w:r>
       <w:tab/>
       <w:tab/>
-      <w:t>2025-11-25</w:t>
+      <w:t>2025-11-26</w:t>
       <w:br/>
       <w:br/>
     </w:r>

--- a/klagomål/A 37356-2025 FSC-klagomål.docx
+++ b/klagomål/A 37356-2025 FSC-klagomål.docx
@@ -651,7 +651,7 @@
     <w:r>
       <w:tab/>
       <w:tab/>
-      <w:t>2025-11-26</w:t>
+      <w:t>2025-11-27</w:t>
       <w:br/>
       <w:br/>
     </w:r>

--- a/klagomål/A 37356-2025 FSC-klagomål.docx
+++ b/klagomål/A 37356-2025 FSC-klagomål.docx
@@ -651,7 +651,7 @@
     <w:r>
       <w:tab/>
       <w:tab/>
-      <w:t>2025-11-27</w:t>
+      <w:t>2025-11-28</w:t>
       <w:br/>
       <w:br/>
     </w:r>

--- a/klagomål/A 37356-2025 FSC-klagomål.docx
+++ b/klagomål/A 37356-2025 FSC-klagomål.docx
@@ -651,7 +651,7 @@
     <w:r>
       <w:tab/>
       <w:tab/>
-      <w:t>2025-11-28</w:t>
+      <w:t>2025-11-29</w:t>
       <w:br/>
       <w:br/>
     </w:r>

--- a/klagomål/A 37356-2025 FSC-klagomål.docx
+++ b/klagomål/A 37356-2025 FSC-klagomål.docx
@@ -651,7 +651,7 @@
     <w:r>
       <w:tab/>
       <w:tab/>
-      <w:t>2025-11-29</w:t>
+      <w:t>2025-11-30</w:t>
       <w:br/>
       <w:br/>
     </w:r>

--- a/klagomål/A 37356-2025 FSC-klagomål.docx
+++ b/klagomål/A 37356-2025 FSC-klagomål.docx
@@ -651,7 +651,7 @@
     <w:r>
       <w:tab/>
       <w:tab/>
-      <w:t>2025-11-30</w:t>
+      <w:t>2025-12-01</w:t>
       <w:br/>
       <w:br/>
     </w:r>

--- a/klagomål/A 37356-2025 FSC-klagomål.docx
+++ b/klagomål/A 37356-2025 FSC-klagomål.docx
@@ -651,7 +651,7 @@
     <w:r>
       <w:tab/>
       <w:tab/>
-      <w:t>2025-12-01</w:t>
+      <w:t>2025-12-02</w:t>
       <w:br/>
       <w:br/>
     </w:r>

--- a/klagomål/A 37356-2025 FSC-klagomål.docx
+++ b/klagomål/A 37356-2025 FSC-klagomål.docx
@@ -651,7 +651,7 @@
     <w:r>
       <w:tab/>
       <w:tab/>
-      <w:t>2025-12-02</w:t>
+      <w:t>2025-12-03</w:t>
       <w:br/>
       <w:br/>
     </w:r>

--- a/klagomål/A 37356-2025 FSC-klagomål.docx
+++ b/klagomål/A 37356-2025 FSC-klagomål.docx
@@ -651,7 +651,7 @@
     <w:r>
       <w:tab/>
       <w:tab/>
-      <w:t>2025-12-03</w:t>
+      <w:t>2025-12-04</w:t>
       <w:br/>
       <w:br/>
     </w:r>

--- a/klagomål/A 37356-2025 FSC-klagomål.docx
+++ b/klagomål/A 37356-2025 FSC-klagomål.docx
@@ -651,7 +651,7 @@
     <w:r>
       <w:tab/>
       <w:tab/>
-      <w:t>2025-12-04</w:t>
+      <w:t>2025-12-05</w:t>
       <w:br/>
       <w:br/>
     </w:r>

--- a/klagomål/A 37356-2025 FSC-klagomål.docx
+++ b/klagomål/A 37356-2025 FSC-klagomål.docx
@@ -651,7 +651,7 @@
     <w:r>
       <w:tab/>
       <w:tab/>
-      <w:t>2025-12-05</w:t>
+      <w:t>2025-12-06</w:t>
       <w:br/>
       <w:br/>
     </w:r>

--- a/klagomål/A 37356-2025 FSC-klagomål.docx
+++ b/klagomål/A 37356-2025 FSC-klagomål.docx
@@ -651,7 +651,7 @@
     <w:r>
       <w:tab/>
       <w:tab/>
-      <w:t>2025-12-06</w:t>
+      <w:t>2025-12-07</w:t>
       <w:br/>
       <w:br/>
     </w:r>

--- a/klagomål/A 37356-2025 FSC-klagomål.docx
+++ b/klagomål/A 37356-2025 FSC-klagomål.docx
@@ -651,7 +651,7 @@
     <w:r>
       <w:tab/>
       <w:tab/>
-      <w:t>2025-12-07</w:t>
+      <w:t>2025-12-08</w:t>
       <w:br/>
       <w:br/>
     </w:r>

--- a/klagomål/A 37356-2025 FSC-klagomål.docx
+++ b/klagomål/A 37356-2025 FSC-klagomål.docx
@@ -651,7 +651,7 @@
     <w:r>
       <w:tab/>
       <w:tab/>
-      <w:t>2025-12-08</w:t>
+      <w:t>2025-12-09</w:t>
       <w:br/>
       <w:br/>
     </w:r>

--- a/klagomål/A 37356-2025 FSC-klagomål.docx
+++ b/klagomål/A 37356-2025 FSC-klagomål.docx
@@ -651,7 +651,7 @@
     <w:r>
       <w:tab/>
       <w:tab/>
-      <w:t>2025-12-09</w:t>
+      <w:t>2025-12-10</w:t>
       <w:br/>
       <w:br/>
     </w:r>

--- a/klagomål/A 37356-2025 FSC-klagomål.docx
+++ b/klagomål/A 37356-2025 FSC-klagomål.docx
@@ -651,7 +651,7 @@
     <w:r>
       <w:tab/>
       <w:tab/>
-      <w:t>2025-12-10</w:t>
+      <w:t>2025-12-11</w:t>
       <w:br/>
       <w:br/>
     </w:r>

--- a/klagomål/A 37356-2025 FSC-klagomål.docx
+++ b/klagomål/A 37356-2025 FSC-klagomål.docx
@@ -651,7 +651,7 @@
     <w:r>
       <w:tab/>
       <w:tab/>
-      <w:t>2025-12-11</w:t>
+      <w:t>2025-12-12</w:t>
       <w:br/>
       <w:br/>
     </w:r>

--- a/klagomål/A 37356-2025 FSC-klagomål.docx
+++ b/klagomål/A 37356-2025 FSC-klagomål.docx
@@ -651,7 +651,7 @@
     <w:r>
       <w:tab/>
       <w:tab/>
-      <w:t>2025-12-12</w:t>
+      <w:t>2025-12-13</w:t>
       <w:br/>
       <w:br/>
     </w:r>

--- a/klagomål/A 37356-2025 FSC-klagomål.docx
+++ b/klagomål/A 37356-2025 FSC-klagomål.docx
@@ -651,7 +651,7 @@
     <w:r>
       <w:tab/>
       <w:tab/>
-      <w:t>2025-12-19</w:t>
+      <w:t>2025-12-20</w:t>
       <w:br/>
       <w:br/>
     </w:r>

--- a/klagomål/A 37356-2025 FSC-klagomål.docx
+++ b/klagomål/A 37356-2025 FSC-klagomål.docx
@@ -651,7 +651,7 @@
     <w:r>
       <w:tab/>
       <w:tab/>
-      <w:t>2025-12-20</w:t>
+      <w:t>2025-12-21</w:t>
       <w:br/>
       <w:br/>
     </w:r>

--- a/klagomål/A 37356-2025 FSC-klagomål.docx
+++ b/klagomål/A 37356-2025 FSC-klagomål.docx
@@ -651,7 +651,7 @@
     <w:r>
       <w:tab/>
       <w:tab/>
-      <w:t>2025-12-21</w:t>
+      <w:t>2025-12-22</w:t>
       <w:br/>
       <w:br/>
     </w:r>

--- a/klagomål/A 37356-2025 FSC-klagomål.docx
+++ b/klagomål/A 37356-2025 FSC-klagomål.docx
@@ -651,7 +651,7 @@
     <w:r>
       <w:tab/>
       <w:tab/>
-      <w:t>2025-12-22</w:t>
+      <w:t>2025-12-26</w:t>
       <w:br/>
       <w:br/>
     </w:r>

--- a/klagomål/A 37356-2025 FSC-klagomål.docx
+++ b/klagomål/A 37356-2025 FSC-klagomål.docx
@@ -651,7 +651,7 @@
     <w:r>
       <w:tab/>
       <w:tab/>
-      <w:t>2025-12-26</w:t>
+      <w:t>2025-12-28</w:t>
       <w:br/>
       <w:br/>
     </w:r>

--- a/klagomål/A 37356-2025 FSC-klagomål.docx
+++ b/klagomål/A 37356-2025 FSC-klagomål.docx
@@ -651,7 +651,7 @@
     <w:r>
       <w:tab/>
       <w:tab/>
-      <w:t>2025-12-28</w:t>
+      <w:t>2025-12-29</w:t>
       <w:br/>
       <w:br/>
     </w:r>

--- a/klagomål/A 37356-2025 FSC-klagomål.docx
+++ b/klagomål/A 37356-2025 FSC-klagomål.docx
@@ -651,7 +651,7 @@
     <w:r>
       <w:tab/>
       <w:tab/>
-      <w:t>2025-12-29</w:t>
+      <w:t>2025-12-30</w:t>
       <w:br/>
       <w:br/>
     </w:r>

--- a/klagomål/A 37356-2025 FSC-klagomål.docx
+++ b/klagomål/A 37356-2025 FSC-klagomål.docx
@@ -651,7 +651,7 @@
     <w:r>
       <w:tab/>
       <w:tab/>
-      <w:t>2025-12-30</w:t>
+      <w:t>2025-12-31</w:t>
       <w:br/>
       <w:br/>
     </w:r>

--- a/klagomål/A 37356-2025 FSC-klagomål.docx
+++ b/klagomål/A 37356-2025 FSC-klagomål.docx
@@ -651,7 +651,7 @@
     <w:r>
       <w:tab/>
       <w:tab/>
-      <w:t>2025-12-31</w:t>
+      <w:t>2026-01-03</w:t>
       <w:br/>
       <w:br/>
     </w:r>

--- a/klagomål/A 37356-2025 FSC-klagomål.docx
+++ b/klagomål/A 37356-2025 FSC-klagomål.docx
@@ -651,7 +651,7 @@
     <w:r>
       <w:tab/>
       <w:tab/>
-      <w:t>2026-01-07</w:t>
+      <w:t>2026-01-08</w:t>
       <w:br/>
       <w:br/>
     </w:r>

--- a/klagomål/A 37356-2025 FSC-klagomål.docx
+++ b/klagomål/A 37356-2025 FSC-klagomål.docx
@@ -651,7 +651,7 @@
     <w:r>
       <w:tab/>
       <w:tab/>
-      <w:t>2026-01-08</w:t>
+      <w:t>2026-01-09</w:t>
       <w:br/>
       <w:br/>
     </w:r>

--- a/klagomål/A 37356-2025 FSC-klagomål.docx
+++ b/klagomål/A 37356-2025 FSC-klagomål.docx
@@ -651,7 +651,7 @@
     <w:r>
       <w:tab/>
       <w:tab/>
-      <w:t>2026-01-09</w:t>
+      <w:t>2026-01-10</w:t>
       <w:br/>
       <w:br/>
     </w:r>

--- a/klagomål/A 37356-2025 FSC-klagomål.docx
+++ b/klagomål/A 37356-2025 FSC-klagomål.docx
@@ -651,7 +651,7 @@
     <w:r>
       <w:tab/>
       <w:tab/>
-      <w:t>2026-01-10</w:t>
+      <w:t>2026-01-11</w:t>
       <w:br/>
       <w:br/>
     </w:r>

--- a/klagomål/A 37356-2025 FSC-klagomål.docx
+++ b/klagomål/A 37356-2025 FSC-klagomål.docx
@@ -651,7 +651,7 @@
     <w:r>
       <w:tab/>
       <w:tab/>
-      <w:t>2026-01-11</w:t>
+      <w:t>2026-01-12</w:t>
       <w:br/>
       <w:br/>
     </w:r>

--- a/klagomål/A 37356-2025 FSC-klagomål.docx
+++ b/klagomål/A 37356-2025 FSC-klagomål.docx
@@ -651,7 +651,7 @@
     <w:r>
       <w:tab/>
       <w:tab/>
-      <w:t>2026-01-12</w:t>
+      <w:t>2026-01-13</w:t>
       <w:br/>
       <w:br/>
     </w:r>

--- a/klagomål/A 37356-2025 FSC-klagomål.docx
+++ b/klagomål/A 37356-2025 FSC-klagomål.docx
@@ -651,7 +651,7 @@
     <w:r>
       <w:tab/>
       <w:tab/>
-      <w:t>2026-01-13</w:t>
+      <w:t>2026-01-14</w:t>
       <w:br/>
       <w:br/>
     </w:r>

--- a/klagomål/A 37356-2025 FSC-klagomål.docx
+++ b/klagomål/A 37356-2025 FSC-klagomål.docx
@@ -651,7 +651,7 @@
     <w:r>
       <w:tab/>
       <w:tab/>
-      <w:t>2026-01-14</w:t>
+      <w:t>2026-01-15</w:t>
       <w:br/>
       <w:br/>
     </w:r>

--- a/klagomål/A 37356-2025 FSC-klagomål.docx
+++ b/klagomål/A 37356-2025 FSC-klagomål.docx
@@ -651,7 +651,7 @@
     <w:r>
       <w:tab/>
       <w:tab/>
-      <w:t>2026-01-15</w:t>
+      <w:t>2026-01-16</w:t>
       <w:br/>
       <w:br/>
     </w:r>

--- a/klagomål/A 37356-2025 FSC-klagomål.docx
+++ b/klagomål/A 37356-2025 FSC-klagomål.docx
@@ -651,7 +651,7 @@
     <w:r>
       <w:tab/>
       <w:tab/>
-      <w:t>2026-01-16</w:t>
+      <w:t>2026-01-17</w:t>
       <w:br/>
       <w:br/>
     </w:r>

--- a/klagomål/A 37356-2025 FSC-klagomål.docx
+++ b/klagomål/A 37356-2025 FSC-klagomål.docx
@@ -651,7 +651,7 @@
     <w:r>
       <w:tab/>
       <w:tab/>
-      <w:t>2026-01-17</w:t>
+      <w:t>2026-01-18</w:t>
       <w:br/>
       <w:br/>
     </w:r>

--- a/klagomål/A 37356-2025 FSC-klagomål.docx
+++ b/klagomål/A 37356-2025 FSC-klagomål.docx
@@ -651,7 +651,7 @@
     <w:r>
       <w:tab/>
       <w:tab/>
-      <w:t>2026-01-18</w:t>
+      <w:t>2026-01-19</w:t>
       <w:br/>
       <w:br/>
     </w:r>

--- a/klagomål/A 37356-2025 FSC-klagomål.docx
+++ b/klagomål/A 37356-2025 FSC-klagomål.docx
@@ -651,7 +651,7 @@
     <w:r>
       <w:tab/>
       <w:tab/>
-      <w:t>2026-01-19</w:t>
+      <w:t>2026-01-20</w:t>
       <w:br/>
       <w:br/>
     </w:r>

--- a/klagomål/A 37356-2025 FSC-klagomål.docx
+++ b/klagomål/A 37356-2025 FSC-klagomål.docx
@@ -651,7 +651,7 @@
     <w:r>
       <w:tab/>
       <w:tab/>
-      <w:t>2026-01-20</w:t>
+      <w:t>2026-01-21</w:t>
       <w:br/>
       <w:br/>
     </w:r>

--- a/klagomål/A 37356-2025 FSC-klagomål.docx
+++ b/klagomål/A 37356-2025 FSC-klagomål.docx
@@ -651,7 +651,7 @@
     <w:r>
       <w:tab/>
       <w:tab/>
-      <w:t>2026-01-21</w:t>
+      <w:t>2026-01-23</w:t>
       <w:br/>
       <w:br/>
     </w:r>

--- a/klagomål/A 37356-2025 FSC-klagomål.docx
+++ b/klagomål/A 37356-2025 FSC-klagomål.docx
@@ -651,7 +651,7 @@
     <w:r>
       <w:tab/>
       <w:tab/>
-      <w:t>2026-01-23</w:t>
+      <w:t>2026-01-24</w:t>
       <w:br/>
       <w:br/>
     </w:r>

--- a/klagomål/A 37356-2025 FSC-klagomål.docx
+++ b/klagomål/A 37356-2025 FSC-klagomål.docx
@@ -651,7 +651,7 @@
     <w:r>
       <w:tab/>
       <w:tab/>
-      <w:t>2026-01-24</w:t>
+      <w:t>2026-01-25</w:t>
       <w:br/>
       <w:br/>
     </w:r>

--- a/klagomål/A 37356-2025 FSC-klagomål.docx
+++ b/klagomål/A 37356-2025 FSC-klagomål.docx
@@ -651,7 +651,7 @@
     <w:r>
       <w:tab/>
       <w:tab/>
-      <w:t>2026-01-25</w:t>
+      <w:t>2026-01-26</w:t>
       <w:br/>
       <w:br/>
     </w:r>

--- a/klagomål/A 37356-2025 FSC-klagomål.docx
+++ b/klagomål/A 37356-2025 FSC-klagomål.docx
@@ -651,7 +651,7 @@
     <w:r>
       <w:tab/>
       <w:tab/>
-      <w:t>2026-01-26</w:t>
+      <w:t>2026-01-27</w:t>
       <w:br/>
       <w:br/>
     </w:r>

--- a/klagomål/A 37356-2025 FSC-klagomål.docx
+++ b/klagomål/A 37356-2025 FSC-klagomål.docx
@@ -651,7 +651,7 @@
     <w:r>
       <w:tab/>
       <w:tab/>
-      <w:t>2026-01-27</w:t>
+      <w:t>2026-01-28</w:t>
       <w:br/>
       <w:br/>
     </w:r>

--- a/klagomål/A 37356-2025 FSC-klagomål.docx
+++ b/klagomål/A 37356-2025 FSC-klagomål.docx
@@ -264,6 +264,17 @@
       </w:r>
       <w:r>
         <w:t xml:space="preserve"> (SLU Artdatabanken, 2025).</w:t>
+      </w:r>
+    </w:p>
+    <w:p>
+      <w:r>
+        <w:rPr>
+          <w:b/>
+        </w:rPr>
+        <w:t xml:space="preserve">Vågbandad barkbock </w:t>
+      </w:r>
+      <w:r>
+        <w:t>är en långhorning vars larvutveckling sker under bark på nyligen döda stående barrträd, främst gran, mer undantagsvis på tall. Främst i stående träd, särskilt gamla, långsamvuxna granar med grov bark, även i grövre grenar, stubbar eller vindfällen. Arten är starkt knuten till naturskogsliknande granskogar, och gynnas av extrema torrsomrar som försvagar träden. Arten påverkas negativt av brist på kontinuitetsskog och en minskning av populationen pågår eller förväntas ske (SLU Artdatabanken, 2025).</w:t>
       </w:r>
     </w:p>
     <w:p>
@@ -671,7 +682,7 @@
     <w:r>
       <w:tab/>
       <w:tab/>
-      <w:t>2026-03-13</w:t>
+      <w:t>2026-03-16</w:t>
       <w:br/>
       <w:br/>
     </w:r>

--- a/klagomål/A 37356-2025 FSC-klagomål.docx
+++ b/klagomål/A 37356-2025 FSC-klagomål.docx
@@ -682,7 +682,7 @@
     <w:r>
       <w:tab/>
       <w:tab/>
-      <w:t>2026-03-16</w:t>
+      <w:t>2026-03-17</w:t>
       <w:br/>
       <w:br/>
     </w:r>

--- a/klagomål/A 37356-2025 FSC-klagomål.docx
+++ b/klagomål/A 37356-2025 FSC-klagomål.docx
@@ -682,7 +682,7 @@
     <w:r>
       <w:tab/>
       <w:tab/>
-      <w:t>2026-03-17</w:t>
+      <w:t>2026-03-18</w:t>
       <w:br/>
       <w:br/>
     </w:r>

--- a/klagomål/A 37356-2025 FSC-klagomål.docx
+++ b/klagomål/A 37356-2025 FSC-klagomål.docx
@@ -682,7 +682,7 @@
     <w:r>
       <w:tab/>
       <w:tab/>
-      <w:t>2026-03-18</w:t>
+      <w:t>2026-03-19</w:t>
       <w:br/>
       <w:br/>
     </w:r>

--- a/klagomål/A 37356-2025 FSC-klagomål.docx
+++ b/klagomål/A 37356-2025 FSC-klagomål.docx
@@ -682,7 +682,7 @@
     <w:r>
       <w:tab/>
       <w:tab/>
-      <w:t>2026-03-19</w:t>
+      <w:t>2026-03-20</w:t>
       <w:br/>
       <w:br/>
     </w:r>

--- a/klagomål/A 37356-2025 FSC-klagomål.docx
+++ b/klagomål/A 37356-2025 FSC-klagomål.docx
@@ -682,7 +682,7 @@
     <w:r>
       <w:tab/>
       <w:tab/>
-      <w:t>2026-03-20</w:t>
+      <w:t>2026-03-21</w:t>
       <w:br/>
       <w:br/>
     </w:r>

--- a/klagomål/A 37356-2025 FSC-klagomål.docx
+++ b/klagomål/A 37356-2025 FSC-klagomål.docx
@@ -682,7 +682,7 @@
     <w:r>
       <w:tab/>
       <w:tab/>
-      <w:t>2026-03-21</w:t>
+      <w:t>2026-03-22</w:t>
       <w:br/>
       <w:br/>
     </w:r>

--- a/klagomål/A 37356-2025 FSC-klagomål.docx
+++ b/klagomål/A 37356-2025 FSC-klagomål.docx
@@ -682,7 +682,7 @@
     <w:r>
       <w:tab/>
       <w:tab/>
-      <w:t>2026-03-22</w:t>
+      <w:t>2026-03-23</w:t>
       <w:br/>
       <w:br/>
     </w:r>

--- a/klagomål/A 37356-2025 FSC-klagomål.docx
+++ b/klagomål/A 37356-2025 FSC-klagomål.docx
@@ -682,7 +682,7 @@
     <w:r>
       <w:tab/>
       <w:tab/>
-      <w:t>2026-03-23</w:t>
+      <w:t>2026-03-24</w:t>
       <w:br/>
       <w:br/>
     </w:r>

--- a/klagomål/A 37356-2025 FSC-klagomål.docx
+++ b/klagomål/A 37356-2025 FSC-klagomål.docx
@@ -682,7 +682,7 @@
     <w:r>
       <w:tab/>
       <w:tab/>
-      <w:t>2026-03-24</w:t>
+      <w:t>2026-03-25</w:t>
       <w:br/>
       <w:br/>
     </w:r>

--- a/klagomål/A 37356-2025 FSC-klagomål.docx
+++ b/klagomål/A 37356-2025 FSC-klagomål.docx
@@ -682,7 +682,7 @@
     <w:r>
       <w:tab/>
       <w:tab/>
-      <w:t>2026-03-25</w:t>
+      <w:t>2026-03-26</w:t>
       <w:br/>
       <w:br/>
     </w:r>

--- a/klagomål/A 37356-2025 FSC-klagomål.docx
+++ b/klagomål/A 37356-2025 FSC-klagomål.docx
@@ -682,7 +682,7 @@
     <w:r>
       <w:tab/>
       <w:tab/>
-      <w:t>2026-03-26</w:t>
+      <w:t>2026-03-27</w:t>
       <w:br/>
       <w:br/>
     </w:r>

--- a/klagomål/A 37356-2025 FSC-klagomål.docx
+++ b/klagomål/A 37356-2025 FSC-klagomål.docx
@@ -682,7 +682,7 @@
     <w:r>
       <w:tab/>
       <w:tab/>
-      <w:t>2026-03-27</w:t>
+      <w:t>2026-03-28</w:t>
       <w:br/>
       <w:br/>
     </w:r>

--- a/klagomål/A 37356-2025 FSC-klagomål.docx
+++ b/klagomål/A 37356-2025 FSC-klagomål.docx
@@ -682,7 +682,7 @@
     <w:r>
       <w:tab/>
       <w:tab/>
-      <w:t>2026-04-14</w:t>
+      <w:t>2026-04-15</w:t>
       <w:br/>
       <w:br/>
     </w:r>

--- a/klagomål/A 37356-2025 FSC-klagomål.docx
+++ b/klagomål/A 37356-2025 FSC-klagomål.docx
@@ -682,7 +682,7 @@
     <w:r>
       <w:tab/>
       <w:tab/>
-      <w:t>2026-04-15</w:t>
+      <w:t>2026-04-16</w:t>
       <w:br/>
       <w:br/>
     </w:r>

--- a/klagomål/A 37356-2025 FSC-klagomål.docx
+++ b/klagomål/A 37356-2025 FSC-klagomål.docx
@@ -682,7 +682,7 @@
     <w:r>
       <w:tab/>
       <w:tab/>
-      <w:t>2026-04-16</w:t>
+      <w:t>2026-04-17</w:t>
       <w:br/>
       <w:br/>
     </w:r>

--- a/klagomål/A 37356-2025 FSC-klagomål.docx
+++ b/klagomål/A 37356-2025 FSC-klagomål.docx
@@ -682,7 +682,7 @@
     <w:r>
       <w:tab/>
       <w:tab/>
-      <w:t>2026-04-17</w:t>
+      <w:t>2026-04-18</w:t>
       <w:br/>
       <w:br/>
     </w:r>

--- a/klagomål/A 37356-2025 FSC-klagomål.docx
+++ b/klagomål/A 37356-2025 FSC-klagomål.docx
@@ -682,7 +682,7 @@
     <w:r>
       <w:tab/>
       <w:tab/>
-      <w:t>2026-05-16</w:t>
+      <w:t>2026-05-17</w:t>
       <w:br/>
       <w:br/>
     </w:r>

--- a/klagomål/A 37356-2025 FSC-klagomål.docx
+++ b/klagomål/A 37356-2025 FSC-klagomål.docx
@@ -682,7 +682,7 @@
     <w:r>
       <w:tab/>
       <w:tab/>
-      <w:t>2026-05-17</w:t>
+      <w:t>2026-05-18</w:t>
       <w:br/>
       <w:br/>
     </w:r>

--- a/klagomål/A 37356-2025 FSC-klagomål.docx
+++ b/klagomål/A 37356-2025 FSC-klagomål.docx
@@ -682,7 +682,7 @@
     <w:r>
       <w:tab/>
       <w:tab/>
-      <w:t>2026-05-18</w:t>
+      <w:t>2026-05-19</w:t>
       <w:br/>
       <w:br/>
     </w:r>

--- a/klagomål/A 37356-2025 FSC-klagomål.docx
+++ b/klagomål/A 37356-2025 FSC-klagomål.docx
@@ -682,7 +682,7 @@
     <w:r>
       <w:tab/>
       <w:tab/>
-      <w:t>2026-05-19</w:t>
+      <w:t>2026-05-20</w:t>
       <w:br/>
       <w:br/>
     </w:r>

--- a/klagomål/A 37356-2025 FSC-klagomål.docx
+++ b/klagomål/A 37356-2025 FSC-klagomål.docx
@@ -682,7 +682,7 @@
     <w:r>
       <w:tab/>
       <w:tab/>
-      <w:t>2026-05-20</w:t>
+      <w:t>2026-05-21</w:t>
       <w:br/>
       <w:br/>
     </w:r>

--- a/klagomål/A 37356-2025 FSC-klagomål.docx
+++ b/klagomål/A 37356-2025 FSC-klagomål.docx
@@ -682,7 +682,7 @@
     <w:r>
       <w:tab/>
       <w:tab/>
-      <w:t>2026-05-21</w:t>
+      <w:t>2026-05-22</w:t>
       <w:br/>
       <w:br/>
     </w:r>

--- a/klagomål/A 37356-2025 FSC-klagomål.docx
+++ b/klagomål/A 37356-2025 FSC-klagomål.docx
@@ -682,7 +682,7 @@
     <w:r>
       <w:tab/>
       <w:tab/>
-      <w:t>2026-05-22</w:t>
+      <w:t>2026-05-23</w:t>
       <w:br/>
       <w:br/>
     </w:r>

--- a/klagomål/A 37356-2025 FSC-klagomål.docx
+++ b/klagomål/A 37356-2025 FSC-klagomål.docx
@@ -682,7 +682,7 @@
     <w:r>
       <w:tab/>
       <w:tab/>
-      <w:t>2026-05-23</w:t>
+      <w:t>2026-05-24</w:t>
       <w:br/>
       <w:br/>
     </w:r>

--- a/klagomål/A 37356-2025 FSC-klagomål.docx
+++ b/klagomål/A 37356-2025 FSC-klagomål.docx
@@ -682,7 +682,7 @@
     <w:r>
       <w:tab/>
       <w:tab/>
-      <w:t>2026-05-24</w:t>
+      <w:t>2026-05-25</w:t>
       <w:br/>
       <w:br/>
     </w:r>

--- a/klagomål/A 37356-2025 FSC-klagomål.docx
+++ b/klagomål/A 37356-2025 FSC-klagomål.docx
@@ -682,7 +682,7 @@
     <w:r>
       <w:tab/>
       <w:tab/>
-      <w:t>2026-05-25</w:t>
+      <w:t>2026-05-26</w:t>
       <w:br/>
       <w:br/>
     </w:r>

--- a/klagomål/A 37356-2025 FSC-klagomål.docx
+++ b/klagomål/A 37356-2025 FSC-klagomål.docx
@@ -682,7 +682,7 @@
     <w:r>
       <w:tab/>
       <w:tab/>
-      <w:t>2026-05-26</w:t>
+      <w:t>2026-05-27</w:t>
       <w:br/>
       <w:br/>
     </w:r>

--- a/klagomål/A 37356-2025 FSC-klagomål.docx
+++ b/klagomål/A 37356-2025 FSC-klagomål.docx
@@ -682,7 +682,7 @@
     <w:r>
       <w:tab/>
       <w:tab/>
-      <w:t>2026-05-27</w:t>
+      <w:t>2026-05-28</w:t>
       <w:br/>
       <w:br/>
     </w:r>

--- a/klagomål/A 37356-2025 FSC-klagomål.docx
+++ b/klagomål/A 37356-2025 FSC-klagomål.docx
@@ -682,7 +682,7 @@
     <w:r>
       <w:tab/>
       <w:tab/>
-      <w:t>2026-05-28</w:t>
+      <w:t>2026-05-29</w:t>
       <w:br/>
       <w:br/>
     </w:r>

--- a/klagomål/A 37356-2025 FSC-klagomål.docx
+++ b/klagomål/A 37356-2025 FSC-klagomål.docx
@@ -682,7 +682,7 @@
     <w:r>
       <w:tab/>
       <w:tab/>
-      <w:t>2026-05-29</w:t>
+      <w:t>2026-05-30</w:t>
       <w:br/>
       <w:br/>
     </w:r>

--- a/klagomål/A 37356-2025 FSC-klagomål.docx
+++ b/klagomål/A 37356-2025 FSC-klagomål.docx
@@ -682,7 +682,7 @@
     <w:r>
       <w:tab/>
       <w:tab/>
-      <w:t>2026-05-30</w:t>
+      <w:t>2026-05-31</w:t>
       <w:br/>
       <w:br/>
     </w:r>

--- a/klagomål/A 37356-2025 FSC-klagomål.docx
+++ b/klagomål/A 37356-2025 FSC-klagomål.docx
@@ -682,7 +682,7 @@
     <w:r>
       <w:tab/>
       <w:tab/>
-      <w:t>2026-05-31</w:t>
+      <w:t>2026-06-01</w:t>
       <w:br/>
       <w:br/>
     </w:r>

--- a/klagomål/A 37356-2025 FSC-klagomål.docx
+++ b/klagomål/A 37356-2025 FSC-klagomål.docx
@@ -682,7 +682,7 @@
     <w:r>
       <w:tab/>
       <w:tab/>
-      <w:t>2026-06-01</w:t>
+      <w:t>2026-06-02</w:t>
       <w:br/>
       <w:br/>
     </w:r>

--- a/klagomål/A 37356-2025 FSC-klagomål.docx
+++ b/klagomål/A 37356-2025 FSC-klagomål.docx
@@ -682,7 +682,7 @@
     <w:r>
       <w:tab/>
       <w:tab/>
-      <w:t>2026-06-02</w:t>
+      <w:t>2026-06-03</w:t>
       <w:br/>
       <w:br/>
     </w:r>

--- a/klagomål/A 37356-2025 FSC-klagomål.docx
+++ b/klagomål/A 37356-2025 FSC-klagomål.docx
@@ -682,7 +682,7 @@
     <w:r>
       <w:tab/>
       <w:tab/>
-      <w:t>2026-06-03</w:t>
+      <w:t>2026-06-04</w:t>
       <w:br/>
       <w:br/>
     </w:r>

--- a/klagomål/A 37356-2025 FSC-klagomål.docx
+++ b/klagomål/A 37356-2025 FSC-klagomål.docx
@@ -682,7 +682,7 @@
     <w:r>
       <w:tab/>
       <w:tab/>
-      <w:t>2026-06-04</w:t>
+      <w:t>2026-06-05</w:t>
       <w:br/>
       <w:br/>
     </w:r>

--- a/klagomål/A 37356-2025 FSC-klagomål.docx
+++ b/klagomål/A 37356-2025 FSC-klagomål.docx
@@ -682,7 +682,7 @@
     <w:r>
       <w:tab/>
       <w:tab/>
-      <w:t>2026-06-05</w:t>
+      <w:t>2026-06-06</w:t>
       <w:br/>
       <w:br/>
     </w:r>

--- a/klagomål/A 37356-2025 FSC-klagomål.docx
+++ b/klagomål/A 37356-2025 FSC-klagomål.docx
@@ -682,7 +682,7 @@
     <w:r>
       <w:tab/>
       <w:tab/>
-      <w:t>2026-06-06</w:t>
+      <w:t>2026-06-07</w:t>
       <w:br/>
       <w:br/>
     </w:r>

--- a/klagomål/A 37356-2025 FSC-klagomål.docx
+++ b/klagomål/A 37356-2025 FSC-klagomål.docx
@@ -682,7 +682,7 @@
     <w:r>
       <w:tab/>
       <w:tab/>
-      <w:t>2026-06-07</w:t>
+      <w:t>2026-06-08</w:t>
       <w:br/>
       <w:br/>
     </w:r>
